--- a/public/administrative-personnel-dashboard/hiring/FT-RH-02.docx
+++ b/public/administrative-personnel-dashboard/hiring/FT-RH-02.docx
@@ -6709,6 +6709,18 @@
         </w:rPr>
         <w:t>para que se le (s) haga el pago de salario y prestaciones devengadas y no cobradas hasta el día en que ocurra su fallecimiento y las que pudieran corresponder con motivo de este a:</w:t>
       </w:r>
+    </w:p>
+    <w:p>
+      <w:pPr>
+        <w:spacing w:line="250" w:lineRule="auto"/>
+        <w:ind w:right="72"/>
+        <w:jc w:val="both"/>
+        <w:rPr>
+          <w:rFonts w:ascii="Arial" w:eastAsia="Arial" w:hAnsi="Arial" w:cs="Arial"/>
+          <w:sz w:val="20"/>
+          <w:szCs w:val="20"/>
+        </w:rPr>
+      </w:pPr>
     </w:p>
     <w:tbl>
       <w:tblPr>
@@ -6753,7 +6765,6 @@
                 <w:b/>
                 <w:bCs/>
               </w:rPr>
-              <w:lastRenderedPageBreak/>
               <w:t>NOMBRE</w:t>
             </w:r>
             <w:r>
@@ -8587,6 +8598,7 @@
           <w:sz w:val="20"/>
           <w:szCs w:val="20"/>
         </w:rPr>
+        <w:lastRenderedPageBreak/>
         <w:t>VIGÉSIMA SEXTA</w:t>
       </w:r>
       <w:r>
@@ -8620,16 +8632,7 @@
           <w:sz w:val="20"/>
           <w:szCs w:val="20"/>
         </w:rPr>
-        <w:t xml:space="preserve">serán obligatorios y son usados únicamente para una fácil referencia.  Es únicamente el texto </w:t>
-      </w:r>
-      <w:r>
-        <w:rPr>
-          <w:rFonts w:ascii="Arial" w:eastAsia="Arial" w:hAnsi="Arial" w:cs="Arial"/>
-          <w:sz w:val="20"/>
-          <w:szCs w:val="20"/>
-        </w:rPr>
-        <w:lastRenderedPageBreak/>
-        <w:t>expreso de cada</w:t>
+        <w:t>serán obligatorios y son usados únicamente para una fácil referencia.  Es únicamente el texto expreso de cada</w:t>
       </w:r>
       <w:r>
         <w:rPr>
@@ -9412,6 +9415,7 @@
               <w:lang w:eastAsia="es-MX"/>
             </w:rPr>
           </w:pPr>
+          <w:proofErr w:type="spellStart"/>
           <w:r>
             <w:rPr>
               <w:rFonts w:ascii="Arial" w:hAnsi="Arial" w:cs="Arial"/>
@@ -9420,7 +9424,18 @@
               <w:szCs w:val="24"/>
               <w:lang w:eastAsia="es-MX"/>
             </w:rPr>
-            <w:t>Sigersa Innovaciones, S.A. de C.V.</w:t>
+            <w:t>Sigersa</w:t>
+          </w:r>
+          <w:proofErr w:type="spellEnd"/>
+          <w:r>
+            <w:rPr>
+              <w:rFonts w:ascii="Arial" w:hAnsi="Arial" w:cs="Arial"/>
+              <w:b/>
+              <w:sz w:val="24"/>
+              <w:szCs w:val="24"/>
+              <w:lang w:eastAsia="es-MX"/>
+            </w:rPr>
+            <w:t xml:space="preserve"> Innovaciones, S.A. de C.V.</w:t>
           </w:r>
         </w:p>
       </w:tc>
